--- a/data/templates/services_invoice.docx
+++ b/data/templates/services_invoice.docx
@@ -19,7 +19,7 @@
       </w:tblPr>
       <w:tblGrid>
         <w:gridCol w:w="5223"/>
-        <w:gridCol w:w="5247"/>
+        <w:gridCol w:w="5246"/>
       </w:tblGrid>
       <w:tr>
         <w:trPr>
@@ -46,8 +46,8 @@
                 <w:szCs w:val="36"/>
               </w:rPr>
             </w:pPr>
-            <w:bookmarkStart w:id="0" w:name="OLE_LINK2"/>
-            <w:bookmarkStart w:id="1" w:name="OLE_LINK1"/>
+            <w:bookmarkStart w:id="0" w:name="OLE_LINK1"/>
+            <w:bookmarkStart w:id="1" w:name="OLE_LINK2"/>
             <w:sdt>
               <w:sdtPr>
                 <w:placeholder>
@@ -351,7 +351,7 @@
         </w:tc>
         <w:tc>
           <w:tcPr>
-            <w:tcW w:w="5247" w:type="dxa"/>
+            <w:tcW w:w="5246" w:type="dxa"/>
             <w:tcBorders>
               <w:top w:val="nil"/>
               <w:left w:val="nil"/>
@@ -465,11 +465,46 @@
               <w:sdtContent>
                 <w:r>
                   <w:rPr>
-                    <w:rFonts w:eastAsia="Times New Roman" w:cs="Times New Roman"/>
+                    <w:rFonts w:eastAsia="Times New Roman" w:cs="Times New Roman" w:ascii="Arial" w:hAnsi="Arial"/>
+                    <w:b w:val="false"/>
+                    <w:bCs w:val="false"/>
                     <w:kern w:val="0"/>
                     <w:sz w:val="22"/>
                     <w:lang w:val="en-US" w:eastAsia="en-US" w:bidi="ar-SA"/>
                   </w:rPr>
+                </w:r>
+                <w:r>
+                  <w:rPr>
+                    <w:rFonts w:eastAsia="Times New Roman" w:cs="Times New Roman" w:ascii="Arial" w:hAnsi="Arial"/>
+                    <w:b w:val="false"/>
+                    <w:bCs w:val="false"/>
+                    <w:kern w:val="0"/>
+                    <w:sz w:val="22"/>
+                    <w:lang w:val="en-US" w:eastAsia="en-US" w:bidi="ar-SA"/>
+                  </w:rPr>
+                  <w:t>{{</w:t>
+                </w:r>
+                <w:r>
+                  <w:rPr>
+                    <w:rFonts w:eastAsia="Times New Roman" w:cs="Times New Roman" w:ascii="Arial" w:hAnsi="Arial"/>
+                    <w:b w:val="false"/>
+                    <w:bCs w:val="false"/>
+                    <w:kern w:val="0"/>
+                    <w:sz w:val="22"/>
+                    <w:lang w:val="en-US" w:eastAsia="ar-SA" w:bidi="ar-SA"/>
+                  </w:rPr>
+                  <w:t>invoice_ref</w:t>
+                </w:r>
+                <w:r>
+                  <w:rPr>
+                    <w:rFonts w:eastAsia="Times New Roman" w:cs="Times New Roman" w:ascii="Arial" w:hAnsi="Arial"/>
+                    <w:b w:val="false"/>
+                    <w:bCs w:val="false"/>
+                    <w:kern w:val="0"/>
+                    <w:sz w:val="22"/>
+                    <w:lang w:val="en-US" w:eastAsia="en-US" w:bidi="ar-SA"/>
+                  </w:rPr>
+                  <w:t>}}</w:t>
                 </w:r>
                 <w:r>
                   <w:rPr>
@@ -478,7 +513,6 @@
                     <w:sz w:val="22"/>
                     <w:lang w:val="en-US" w:eastAsia="en-US" w:bidi="ar-SA"/>
                   </w:rPr>
-                  <w:t>{{invoice_ref}}</w:t>
                 </w:r>
               </w:sdtContent>
             </w:sdt>
@@ -554,12 +588,22 @@
                 </w:r>
                 <w:r>
                   <w:rPr>
+                    <w:rFonts w:eastAsia="Times New Roman" w:cs="Times New Roman" w:ascii="Arial" w:hAnsi="Arial"/>
+                    <w:b w:val="false"/>
+                    <w:bCs w:val="false"/>
+                    <w:kern w:val="0"/>
+                    <w:sz w:val="22"/>
+                    <w:lang w:val="en-US" w:eastAsia="en-US" w:bidi="ar-SA"/>
+                  </w:rPr>
+                  <w:t>{{issue_datetime}}</w:t>
+                </w:r>
+                <w:r>
+                  <w:rPr>
                     <w:rFonts w:eastAsia="Times New Roman" w:cs="Times New Roman"/>
                     <w:kern w:val="0"/>
                     <w:sz w:val="22"/>
                     <w:lang w:val="en-US" w:eastAsia="en-US" w:bidi="ar-SA"/>
                   </w:rPr>
-                  <w:t>{{issue_datetime}}</w:t>
                 </w:r>
               </w:sdtContent>
             </w:sdt>
@@ -838,7 +882,7 @@
                 <w:szCs w:val="22"/>
                 <w:lang w:val="en-US" w:eastAsia="en-US" w:bidi="ar-SA"/>
               </w:rPr>
-              <w:t xml:space="preserve">{shipping_street_address}} </w:t>
+              <w:t>{shipping_street_address}}</w:t>
             </w:r>
           </w:p>
           <w:p>
@@ -905,7 +949,7 @@
         </w:tc>
         <w:tc>
           <w:tcPr>
-            <w:tcW w:w="5247" w:type="dxa"/>
+            <w:tcW w:w="5246" w:type="dxa"/>
             <w:tcBorders>
               <w:top w:val="nil"/>
               <w:left w:val="nil"/>
@@ -1063,9 +1107,7 @@
         <w:tc>
           <w:tcPr>
             <w:tcW w:w="10079" w:type="dxa"/>
-            <w:tcBorders>
-              <w:bottom w:val="nil"/>
-            </w:tcBorders>
+            <w:tcBorders/>
             <w:shd w:color="auto" w:fill="auto" w:val="clear"/>
             <w:vAlign w:val="center"/>
           </w:tcPr>
@@ -1140,7 +1182,7 @@
         <w:tblLook w:val="0160" w:noHBand="0" w:noVBand="0" w:firstColumn="0" w:lastRow="1" w:lastColumn="1" w:firstRow="1"/>
       </w:tblPr>
       <w:tblGrid>
-        <w:gridCol w:w="2986"/>
+        <w:gridCol w:w="2985"/>
         <w:gridCol w:w="2591"/>
       </w:tblGrid>
       <w:tr>
@@ -1151,9 +1193,10 @@
         </w:trPr>
         <w:tc>
           <w:tcPr>
-            <w:tcW w:w="2986" w:type="dxa"/>
+            <w:tcW w:w="2985" w:type="dxa"/>
             <w:tcBorders>
               <w:top w:val="single" w:sz="4" w:space="0" w:color="3C8F89"/>
+              <w:bottom w:val="nil"/>
               <w:right w:val="single" w:sz="4" w:space="0" w:color="3C8F89"/>
             </w:tcBorders>
             <w:shd w:color="auto" w:fill="auto" w:val="clear"/>
@@ -1198,6 +1241,7 @@
             <w:tcBorders>
               <w:top w:val="single" w:sz="4" w:space="0" w:color="3C8F89"/>
               <w:left w:val="single" w:sz="4" w:space="0" w:color="3C8F89"/>
+              <w:bottom w:val="nil"/>
             </w:tcBorders>
             <w:shd w:color="auto" w:fill="auto" w:val="clear"/>
             <w:tcMar>
@@ -1247,7 +1291,7 @@
         </w:trPr>
         <w:tc>
           <w:tcPr>
-            <w:tcW w:w="2986" w:type="dxa"/>
+            <w:tcW w:w="2985" w:type="dxa"/>
             <w:tcBorders>
               <w:top w:val="single" w:sz="4" w:space="0" w:color="3C8F89"/>
               <w:bottom w:val="nil"/>
@@ -1345,9 +1389,10 @@
         </w:trPr>
         <w:tc>
           <w:tcPr>
-            <w:tcW w:w="2986" w:type="dxa"/>
+            <w:tcW w:w="2985" w:type="dxa"/>
             <w:tcBorders>
               <w:top w:val="single" w:sz="4" w:space="0" w:color="02767F"/>
+              <w:bottom w:val="nil"/>
               <w:right w:val="single" w:sz="4" w:space="0" w:color="3C8F89"/>
             </w:tcBorders>
             <w:shd w:color="auto" w:fill="auto" w:val="clear"/>
@@ -1417,6 +1462,7 @@
             <w:tcBorders>
               <w:top w:val="single" w:sz="4" w:space="0" w:color="02767F"/>
               <w:left w:val="single" w:sz="4" w:space="0" w:color="3C8F89"/>
+              <w:bottom w:val="nil"/>
             </w:tcBorders>
             <w:shd w:color="auto" w:fill="auto" w:val="clear"/>
             <w:tcMar>
@@ -1474,31 +1520,7 @@
                     <w:sz w:val="22"/>
                     <w:lang w:val="en-US" w:eastAsia="en-US" w:bidi="ar-SA"/>
                   </w:rPr>
-                  <w:t>{{</w:t>
-                </w:r>
-                <w:r>
-                  <w:rPr>
-                    <w:rFonts w:eastAsia="Times New Roman" w:cs="Times New Roman"/>
-                    <w:b/>
-                    <w:i w:val="false"/>
-                    <w:color w:themeColor="accent3" w:val="003D59"/>
-                    <w:kern w:val="0"/>
-                    <w:sz w:val="22"/>
-                    <w:lang w:val="en-US" w:eastAsia="en-US" w:bidi="ar-SA"/>
-                  </w:rPr>
-                  <w:t>total</w:t>
-                </w:r>
-                <w:r>
-                  <w:rPr>
-                    <w:rFonts w:eastAsia="Times New Roman" w:cs="Times New Roman"/>
-                    <w:b/>
-                    <w:i w:val="false"/>
-                    <w:color w:themeColor="accent3" w:val="003D59"/>
-                    <w:kern w:val="0"/>
-                    <w:sz w:val="22"/>
-                    <w:lang w:val="en-US" w:eastAsia="en-US" w:bidi="ar-SA"/>
-                  </w:rPr>
-                  <w:t>}}</w:t>
+                  <w:t>{{total}}</w:t>
                 </w:r>
               </w:sdtContent>
             </w:sdt>
